--- a/example_articles/us_region/South/3.us_region_South_New_York_Times.docx
+++ b/example_articles/us_region/South/3.us_region_South_New_York_Times.docx
@@ -27,17 +27,17 @@
     </w:p>
     <w:p>
       <w:r>
-        <w:t>Source File: NYT/50.DOCX</w:t>
+        <w:t>Source file: NYT/50.DOCX</w:t>
       </w:r>
     </w:p>
     <w:p>
       <w:r>
-        <w:t>Raw locations result: ['Georgia']</w:t>
+        <w:t>Raw locations result, 'locations': ['Georgia']</w:t>
       </w:r>
     </w:p>
     <w:p>
       <w:r>
-        <w:t>us_region_stand_flat (Standardized): South</w:t>
+        <w:t>Standardized locations result, 'us_region_stand_flat': South</w:t>
       </w:r>
     </w:p>
     <w:p>

--- a/example_articles/us_region/South/3.us_region_South_New_York_Times.docx
+++ b/example_articles/us_region/South/3.us_region_South_New_York_Times.docx
@@ -7,7 +7,7 @@
         <w:pStyle w:val="Heading1"/>
       </w:pPr>
       <w:r>
-        <w:t>WINE TALK</w:t>
+        <w:t>BUSINESS DIARY/November 25-30</w:t>
       </w:r>
     </w:p>
     <w:p>
@@ -17,22 +17,22 @@
     </w:p>
     <w:p>
       <w:r>
-        <w:t>Date: 1990-08-15</w:t>
+        <w:t>Date: 1990-12-02</w:t>
       </w:r>
     </w:p>
     <w:p>
       <w:r>
-        <w:t>Section: Section C; Page 9, Column 1; Living Desk</w:t>
+        <w:t>Section: Section 3;; Section 3; Page 2; Column 3; Financial Desk; Column 3;; Summary</w:t>
       </w:r>
     </w:p>
     <w:p>
       <w:r>
-        <w:t>Source file: NYT/50.DOCX</w:t>
+        <w:t>Source file: NYT/52.DOCX</w:t>
       </w:r>
     </w:p>
     <w:p>
       <w:r>
-        <w:t>Raw locations result, 'locations': ['Georgia']</w:t>
+        <w:t>Raw locations result, 'locations': ['Florida']</w:t>
       </w:r>
     </w:p>
     <w:p>
@@ -49,65 +49,145 @@
     </w:p>
     <w:p>
       <w:r>
-        <w:t>There is a water shortage in much of France this summer thanks to a three-year drought, but in Paris it seems that only Badoit is affected. Badoit is a popular mineral water and since the recent spell of record-breaking heat here, there just has not been enough of it to go around.</w:t>
-        <w:br/>
-        <w:t>This news cannot come as any surprise to the French wine industry. A new study shows that the French people are turning away from wine and that their favorite replacement is water. In fact, the study showed that for the first time anyone can recall, a majority of French adults say they never drink wine.</w:t>
-        <w:br/>
-        <w:t>The countrywide survey was undertaken last spring by the National Interprofessional Office of Wine, a promotional arm of the industry. The group reported that 51 percent of the adult population drinks no wine at all. In a 1980 survey by the same office, 39 percent of the respondents said they never drank wine. By 1985, that figure had climbed to 45 percent.</w:t>
-        <w:br/>
-        <w:t>Some 4,000 people were queried about the drinking habits of all the adults in their households, a total of 12,400 people, the wine office said.</w:t>
-        <w:br/>
-        <w:t>Still, 28 percent of the men interviewed said they were daily wine drinkers. Only 11 percent of the women drank wine daily. The principal reason for abstaining: 73 percent of those who said they do not drink wine said they don't like the taste. About 25 percent spoke of health concerns.</w:t>
-        <w:br/>
-        <w:t>While the 51 percent figure is noteworthy, it is only another landmark in the longterm decline of wine drinking in France. And, for that matter, in Italy and Spain. In all three countries wine consumption today is considerably less than it was at the end of World War II. It is probably safe to say that the term ''wine drinking nation'' may be obsolete early in the next century.</w:t>
-        <w:br/>
-        <w:t>In 1930, per capita consumption of wine in France was about 130 liters - almost 35 gallons - a year. By 1950 that had dropped to 109 liters and by 1986, according to figures compiled by the European Economic Community, to about 78 liters. Spain and Italy saw increases in consumption during the late 1960's and 1970's, but in both countries consumption has declined considerably in the last decade, in both cases to levels below those of 1930 and 1950.</w:t>
-        <w:br/>
-        <w:t>In the E.E.C., wine is the fourth most popular drink after tea, coffee and beer, in that order. Wine and soft drinks are about even and mineral waters are sixth.</w:t>
-        <w:br/>
-        <w:t>In ''Wine in the European Community,'' a 1988 study, the E.E.C. listed five general factors as possible causes for the decline in wine consumption in traditional wine-producing nations, in addition to ''excessively high taxation and serious economic depression.''</w:t>
-        <w:br/>
-        <w:t>These are the factors:</w:t>
-        <w:br/>
-        <w:t>* The drop in rural population as people move to the towns.</w:t>
-        <w:br/>
-        <w:t>* Changes in dietary habits resulting mainly from changes in the pattern of working life.</w:t>
-        <w:br/>
-        <w:t>* Increased consumption of other beverages, as a result of extensive advertising.</w:t>
-        <w:br/>
-        <w:t>* Misleading information regarding the authenticity of wine or its effect on health.</w:t>
-        <w:br/>
-        <w:t>* A greater propensity of consumers to spend their money on other things.</w:t>
-        <w:br/>
-        <w:t>Some of the E.E.C.'s reasoning is questionable. Europeans have been moving off the land in large numbers for almost a century. Even so, as late as the 1950's, cities like Rennes in France reported that in some neighborhoods fewer than 20 percent of the domiciles had running water. Those people continued to drink wine. Certainly changing work patterns played a role. In the early part of this century it was not uncommon for laboring men - factory workers, farmhands - to drink 10 liters of wine a day. And they consumed enormous meals; the legendary ''trou normand'' was a ''hole'' made by consuming a glass of fiery Calvados after the first five courses of a meal. The hole made space for the next five courses.</w:t>
-        <w:br/>
-        <w:t>Needless to say, enormous amounts of wine were consumed with such meals.</w:t>
-        <w:br/>
-        <w:t>Just as food has lightened up - nouvelle cuisine was a response to new eating habits - wine has become less alcoholic, lighter-bodied, easier to drink.</w:t>
-        <w:br/>
-        <w:t>While advertising certainly plays a role in influencing consumer purchases, it is likely that drinking habits would have changed in any case. More than anything else, the availability of clean running water in even the poorest cities and towns lessened the need for wine as a safe beverage. So did the ever-growing availabilty of wholesome food - in the absence of anything better, wine had been drunk for its nutritive value, too.</w:t>
-        <w:br/>
-        <w:t>The coming of electricity to the smallest hamlets made refrigeration a reality. With it came soft drinks, bottled juices and, of course, beer. Invariably, the new products tasted better than the cheap wine that had been the staple of the French working class.</w:t>
-        <w:br/>
-        <w:t>The gradual decline in wine consumption in the Common Market has imposed severe economic burdens on the countries involved. At present, more than 20 percent of the wine produced in France each year is turned into pure alcohol. The Government, prodded by a powerful agricultural lobby, buys surplus wine from the producers, distills it and stores the alcohol. According to E.E.C. figures, France's stocks of wine alcohol rose from some 250 million gallons in the early 1970's to almost half a billion gallons in 1986. Storage costs alone run into the millions of dollars each year.</w:t>
-        <w:br/>
-        <w:t>In France, as in the United States, the trend has been to drink less wine but much better wine. To that end, the Government has for 20 years been encouraging growers in the Midi, the hot shore of the Mediterranean, to pull up their cheap, heavy-producing vines to plant vines that yield fewer but better-respected grapes, like cabernet sauvignon and chardonnay.</w:t>
-        <w:br/>
-        <w:t>The number of new French wineries producing top-quality wines in what were once enological backwaters is remarkable. The Government has responded by upgrading such grape-growing areas, like Minervois or Cotes de Provence, by awarding them the coveted Appellation d'Origine Controlee. This top rating assures the consumer that certain quality standards will be maintained, and virtually guarantees the grower and wine maker a much higher return on his investment.</w:t>
-        <w:br/>
-        <w:t>The proof is in any French supermarket. Once the shelves were lined with plastic bottles of anonymous cheap red wine, sold by alcoholic content. A liter at 11.5 percent alcohol cost a few centimes more than a bottle at 11 percent, and so on.</w:t>
-        <w:br/>
-        <w:t>Now the displays feature famous Bordeaux chateaus, the best Burgundies and Champagnes and, more often than not, a modest display of what are called here Vins de Californie. And if that is not a change in French drinking habits, then what is?</w:t>
+        <w:t>THE ECONOMY</w:t>
         <w:br/>
         <w:t xml:space="preserve"> </w:t>
         <w:br/>
-        <w:t>TASTINGS</w:t>
+        <w:t>Fed Sets the Record Straight on the Economy: It Is in Decline</w:t>
         <w:br/>
         <w:t xml:space="preserve"> </w:t>
         <w:br/>
-        <w:t>Silver Oak Cellars Cabernet Sauvignon Alexander Valley 1986, California; about $25.</w:t>
+        <w:t>The nation's top inflation-fighter now has bigger worries. For the first time since he took office in 1987, Alan Greenspan, chairman of the Federal Reserve Board, has said that the economy is in decline. Addressing a House committee on Wednesday, he stopped just short of calling the downturn that began in October a recession. "It may get there," he said the next day, mindful that a recession technically requires two straight quarters of decline. He is not about to panic. "The world out there when you look at the hard data is not in as bad shape as it feels," he told Congress. And asked whether he would cut interest rates, he was strenuously noncommittal. But economists have little doubt that more generous Fed policies are in store. As William V. Sullivan Jr., director of money market research at Dean Witter Reynolds, put it, "When the man comes down from Mount Olympus and says we're in a meaningful downturn, that's significant. It clears up all doubt about where the Fed stands."</w:t>
         <w:br/>
-        <w:t>Justin Meyer makes three wines at his modest-sized winery in the Napa Valley: cabernet, cabernet and cabernet. This one is from the Alexander Valley, about 20 miles north of the Napa Valley. The other two are from grapes grown in the Napa Valley, one from the Silver Oak Vineyard and one from Bonny's Vineyard, a patch of vines named for Mr. Meyer's wife. The Alexander Valley wine is singled out here because there is more of it, perhaps 20,000 cases in a good year as against 2,000 from the Silver Oak Vineyard and less than 1,000 from Bonny's Vineyard. But they are all fine wines; it's just going to be easier to find the Alexander Valley selection. The 1986 samplings, just now being released, are dark, intense wines with impressive concentrations of fruit. When a bottle was left open for an hour recently, it filled the room with a bouquet reminiscent of a great Chateau Latour. The 1986 vintage of the other two wines probably shouldn't be opened for another two or three years. By putting all his grapes in one basket, Mr. Meyer, who started at Christian Brothers and later worked at Franciscan Vineyards, took a calculated risk. Judging by this and other recent vintages, his calculations were correct.</w:t>
+        <w:t xml:space="preserve"> </w:t>
+        <w:br/>
+        <w:t>An Economic Oxymoron</w:t>
+        <w:br/>
+        <w:t xml:space="preserve"> </w:t>
+        <w:br/>
+        <w:t>Maybe they should call them the lagging indicators. The index of leading indicators released on Friday signaled a recession, after everyone had already agreed that the economy has turned down. A 1.2 percent decline for October and a slight adjustment to yield a negative reading for July mean the index has dropped four months in a row; the accepted recession signal is three. Economists, with a glance at their charts, are quick to point out that the index forecasted a recession after the 1987 stock market crash. None occurred. This time, the indicators are merely late.</w:t>
+        <w:br/>
+        <w:t xml:space="preserve"> </w:t>
+        <w:br/>
+        <w:t>The G.N.P. and the Gulf</w:t>
+        <w:br/>
+        <w:t xml:space="preserve"> </w:t>
+        <w:br/>
+        <w:t>The third-quarter figure for the gross national product suggests that the economy only reversed course after Iraq invaded Kuwait. The G.N.P. grew at a 1.7 percent rate in the third quarter, the Commerce Department reported last week, a tenth of a point lower than its earlier estimate. Mr. Greenspan said the decline began in October, mostly because of the crisis in the Middle East.</w:t>
+        <w:br/>
+        <w:t xml:space="preserve"> </w:t>
+        <w:br/>
+        <w:t>Freeing the Banks</w:t>
+        <w:br/>
+        <w:t xml:space="preserve"> </w:t>
+        <w:br/>
+        <w:t>Treasury Secretary Nicholas F. Brady proposed allowing banks and securities firms to merge and letting banks expand across state lines. Mr. Brady, with the President's backing, is preparing legislation to overhaul the banking system and repeal many of the restrictions in effect since the Depression. The regulatory structure "is outmoded, burdensome and inefficient," he said. "And its flaws are an unseen contributor to our financial institutions' current difficulties." He said he is worried about the financial industry's declining profits and its ability to counter rivals from abroad.</w:t>
+        <w:br/>
+        <w:t xml:space="preserve"> </w:t>
+        <w:br/>
+        <w:t>Credit Squeeze</w:t>
+        <w:br/>
+        <w:t xml:space="preserve"> </w:t>
+        <w:br/>
+        <w:t>Beware a December squeeze in short-term credit. When the bond market curiously weakened for a couple days after Mr. Greenspan said the economy was in decline, some economists said banks were choking off much of the credit they usually provide for trading securities. The banks want to look as sound as possible at year-end, Neal M. Soss, the First Boston chief economist, said. "If bankers in normal times like to window-dress their balance sheets," he said, "imagine what will happen after the turmoil of the last year."</w:t>
+        <w:br/>
+        <w:t xml:space="preserve"> </w:t>
+        <w:br/>
+        <w:t>In Brief</w:t>
+        <w:br/>
+        <w:t xml:space="preserve"> </w:t>
+        <w:br/>
+        <w:t>President Bush said on Friday that he might waive trade restrictions and send food to help the Soviet Union through the winter. Germany has taken the lead in shipping supplies.</w:t>
+        <w:br/>
+        <w:t>The Federal Deposit Insurance Corporation proposed allowing savings and loans to convert to state-chartered savings banks.</w:t>
+        <w:br/>
+        <w:t>For the Downwardly Mobile</w:t>
+        <w:br/>
+        <w:t xml:space="preserve"> </w:t>
+        <w:br/>
+        <w:t>A publication for the 1990's: Pauper, with the initial quarterly issue this spring to feature "articles about poor celebrities, bankrupt businesses, failed financial institutions, tips on frugal living, personal issues on the culture of poverty and, hopefully, lots of advertising aimed at the low end of the down-scale market." Richard Grayson, an unemployed Fort Lauderdale, Fla., computer teacher and the magazine's publisher, editor and staff, swears his plans are no joke. But his press release sounds suspiciously parodistic, saying that a Pauper 400 list will answer the lists of the super-rich in "wealth-oriented magazines." Mr. Grayson has his own woes. He said he was laid off in the Dade County schools' budget cuts, his unemployment insurance has run out and he supports himself with a temporary job teaching English. He doubts the publication -- "a kitchen-table job" -- will make him rich.</w:t>
+        <w:br/>
+        <w:t xml:space="preserve"> </w:t>
+        <w:br/>
+        <w:t xml:space="preserve"> </w:t>
+        <w:br/>
+        <w:t xml:space="preserve"> </w:t>
+        <w:br/>
+        <w:t>INTERNATIONAL</w:t>
+        <w:br/>
+        <w:t xml:space="preserve"> </w:t>
+        <w:br/>
+        <w:t>Ready to Talk</w:t>
+        <w:br/>
+        <w:t xml:space="preserve"> </w:t>
+        <w:br/>
+        <w:t>Having demonstrated his readiness to use tanks, troops, fighters, bombers and rockets to bludgeon Iraq, President Bush began talking about a deal. The United Nations Security Council voted Thursday to authorize an attack on Iraqi forces unless they leave Kuwait by Jan. 15. President Bush said the next day that he would welcome a visit by the Iraqi Foreign Minister, Tariq Aziz, and wanted to send Secretary of State James A. Baker 3d to Baghdad. Oil prices plunged $4.06 a barrel, to $28.85, on Friday; stock and bond markets soared so abruptly that some on Wall Street found the volatility alarming. As Stephen S. Roach, the senior economist at Morgan Stanley &amp; Company, said, "The economy is being driven more by fear than reality."</w:t>
+        <w:br/>
+        <w:t xml:space="preserve"> </w:t>
+        <w:br/>
+        <w:t>A More Pliable Britain</w:t>
+        <w:br/>
+        <w:t xml:space="preserve"> </w:t>
+        <w:br/>
+        <w:t>For John Major, breakfast at 10 Downing Street might be the next best thing to beans on toast with bacon at a south London cafe. The former Chancellor of the Exchequer won a Conservative Party election to succeed Margaret Thatcher as Prime Minister. He shares her working-class roots and free-market convictions. But he is a bit more likely than Mrs. Thatcher to think of his nation as part of Europe. At age 47, Mr. Major is the first major European leader too young to remember World War II. He, like Mrs. Thatcher, is no friend of a single European currency and central bank. But he is more willing to bend. Last month, he helped persuade her to have Britain join the European Monetary System, linking the pound's value to other currencies.</w:t>
+        <w:br/>
+        <w:t xml:space="preserve"> </w:t>
+        <w:br/>
+        <w:t>Japan's Real Estate Problems</w:t>
+        <w:br/>
+        <w:t xml:space="preserve"> </w:t>
+        <w:br/>
+        <w:t>Japan's corporate safety net has holes large enough for a major developer to fall through. The Kyowa Company, whichrode the crest of real estate speculation, filed the equivalent of a bankruptcy petition last week, a rare event in Japan's clubby corporate world. Hugh T. Patrick, director of the Center on Japanese Economy and Business at Columbia University, said Kyowa will be only the first. "There are some very speculative real estate ventures that are going to go bankrupt," he said. "Some big ones." Financial institutions are restricting credit and the central bank wants lower real estate prices, he said.</w:t>
+        <w:br/>
+        <w:t xml:space="preserve"> </w:t>
+        <w:br/>
+        <w:t xml:space="preserve"> </w:t>
+        <w:br/>
+        <w:t xml:space="preserve"> </w:t>
+        <w:br/>
+        <w:t>COMPANIES</w:t>
+        <w:br/>
+        <w:br/>
+        <w:t>G.M. Scales Back</w:t>
+        <w:br/>
+        <w:t xml:space="preserve"> </w:t>
+        <w:br/>
+        <w:t>The implosion of the General Motors Corporation continues. On Thursday, the company said it was cutting back fourth-quarter car and truck production in North America by 111,000, to 1,186,000, after its target had been trimmed by 181,000 earlier this year. The company cited a weakening economy due to the Persian Gulf crisis and consumers who are doing more brooding than buying. But since Robert C. Stempel became the company's president and then chairman earlier this year, he has been trying to keep G.M. from building more cars than the public will buy. The auto maker took a record $1.98 billion loss in the third quarter, reflecting the cost of shutting as many as nine plants. Analysts say another loss is all but certain in the current quarter. Captured within the world's largest company, it seems, is a much smaller company struggling to get out.</w:t>
+        <w:br/>
+        <w:t xml:space="preserve"> </w:t>
+        <w:br/>
+        <w:t>Eastern Gets a Raise</w:t>
+        <w:br/>
+        <w:t xml:space="preserve"> </w:t>
+        <w:br/>
+        <w:t>Eastern Airlines persuaded a bankruptcy judge on Tuesday that to play with the big boys in the industry it needed a larger allowance. Judge Burton R. Lifland allowed it to withdraw as much as $135 million from escrow to continue operating. Creditors howled, but an Eastern executive said the money was essential because nobody would buy tickets on an airline facing imminent liquidation.</w:t>
+        <w:br/>
+        <w:t xml:space="preserve"> </w:t>
+        <w:br/>
+        <w:t>Japan's Unrivaled Wealth</w:t>
+        <w:br/>
+        <w:t xml:space="preserve"> </w:t>
+        <w:br/>
+        <w:t>No wonder that the largest takeover in the United States this year reflects Japanese financial might. The Matsushita Electric Industrial Company's agreement on Monday to pay $6.13 billion in cash for MCA Inc. is also Japan's largest corporate acquisition in the United States. No American bidder emerged to challenge an offer worth about $69 a share, less than the $75 that an intermediary at first told MCA's chairman, Lew R. Wasserman, to expect. Many American companies are entering a likely recession with weak balance sheets, and corporate raiders can no longer raise money by spewing out high-yield bonds. As Felix Rohatyn, the investment banker, told the MCA board, only a handful of companies can write a $6 billion check.</w:t>
+        <w:br/>
+        <w:br/>
+        <w:t>Computer Censorship?</w:t>
+        <w:br/>
+        <w:t xml:space="preserve"> </w:t>
+        <w:br/>
+        <w:t>You can use the mail to complain about lousy postal service, and the phone to gripe about high phone bills. But don't try using the Prodigy Services Company's computerized shopping and information service to attack its fees. Prodigy pulled the plug on a dozen members who used the system to complain to advertisers and start a boycott of them to protest the service's plan for additional charges. Beginning Jan. 1, Prodigy will charge 25 cents for each message beyond 30 a month, in addition to the $12.95 monthly charge. The users whose accounts have been canceled say they are victims of electronic censorship. Prodigy has offered to reinstate them if they agree to quit assaulting advertisers with their computerized complaints.</w:t>
+        <w:br/>
+        <w:br/>
+        <w:t>Graphic</w:t>
+        <w:br/>
+        <w:br/>
+        <w:t xml:space="preserve"> </w:t>
+        <w:br/>
+        <w:t>Photos: Security Council sets a deadline; G.M.'s Chevrolet Lumina APV minivan (General Motors); Akio Tanii, Matsushita chief. (Associated Press)</w:t>
+        <w:br/>
+        <w:t xml:space="preserve"> </w:t>
+        <w:br/>
+        <w:t>Graphs: monthly percent change in the index of leading economic indicators, Oct. 1989-Oct. 1990 (Source: Commerce Dept.); quarterly change in real G.N.P. at seasonally adjusted rates, 2nd qtr. 1987-3rd qtr. 1990 (Source: Commerce Dept.)</w:t>
       </w:r>
     </w:p>
     <w:sectPr>

--- a/example_articles/us_region/South/3.us_region_South_New_York_Times.docx
+++ b/example_articles/us_region/South/3.us_region_South_New_York_Times.docx
@@ -7,7 +7,7 @@
         <w:pStyle w:val="Heading1"/>
       </w:pPr>
       <w:r>
-        <w:t>BUSINESS DIARY/November 25-30</w:t>
+        <w:t>Ship Is Traced to Horrors Of Slavery's Final Years</w:t>
       </w:r>
     </w:p>
     <w:p>
@@ -17,22 +17,22 @@
     </w:p>
     <w:p>
       <w:r>
-        <w:t>Date: 1990-12-02</w:t>
+        <w:t>Date: 2019-05-24</w:t>
       </w:r>
     </w:p>
     <w:p>
       <w:r>
-        <w:t>Section: Section 3;; Section 3; Page 2; Column 3; Financial Desk; Column 3;; Summary</w:t>
+        <w:t>Section: Section A; Column 0; National Desk; Pg. 20</w:t>
       </w:r>
     </w:p>
     <w:p>
       <w:r>
-        <w:t>Source file: NYT/52.DOCX</w:t>
+        <w:t>Source file: NYT/19.DOCX</w:t>
       </w:r>
     </w:p>
     <w:p>
       <w:r>
-        <w:t>Raw locations result, 'locations': ['Florida']</w:t>
+        <w:t>Raw locations result, 'locations': ['Alabama']</w:t>
       </w:r>
     </w:p>
     <w:p>
@@ -49,133 +49,66 @@
     </w:p>
     <w:p>
       <w:r>
-        <w:t>THE ECONOMY</w:t>
+        <w:t>Over the years, the hunt for the remains of the last ship known to have brought enslaved people into the United States has been fraught with a mix of tumult and hope.</w:t>
         <w:br/>
-        <w:t xml:space="preserve"> </w:t>
+        <w:t xml:space="preserve">There was a discovery last year of wreckage that, after much excitement and international headlines, was determined a false alarm. Hopes were raised, then dashed, then raised again -- not only among marine archaeologists, but also among the descendants of the ship's human cargo, many of whom make their homes in a tiny South Alabama community called Africatown. </w:t>
         <w:br/>
-        <w:t>Fed Sets the Record Straight on the Economy: It Is in Decline</w:t>
+        <w:t xml:space="preserve">  Then, on Wednesday, came an announcement from the Alabama Historical Commission: Another shipwreck, one of many marooned under a muddy stretch of the Mobile River, was almost certainly the Clotilda, a wooden vessel of horrors that carried 110 Africans to the United States in 1860, more than a half-century after the importation of slaves was declared illegal.</w:t>
         <w:br/>
-        <w:t xml:space="preserve"> </w:t>
+        <w:t xml:space="preserve">  The find, historians said, revives a story of unspeakable cruelty, but also the story of a people who somehow survived this indignity and many others like it.</w:t>
         <w:br/>
-        <w:t>The nation's top inflation-fighter now has bigger worries. For the first time since he took office in 1987, Alan Greenspan, chairman of the Federal Reserve Board, has said that the economy is in decline. Addressing a House committee on Wednesday, he stopped just short of calling the downturn that began in October a recession. "It may get there," he said the next day, mindful that a recession technically requires two straight quarters of decline. He is not about to panic. "The world out there when you look at the hard data is not in as bad shape as it feels," he told Congress. And asked whether he would cut interest rates, he was strenuously noncommittal. But economists have little doubt that more generous Fed policies are in store. As William V. Sullivan Jr., director of money market research at Dean Witter Reynolds, put it, "When the man comes down from Mount Olympus and says we're in a meaningful downturn, that's significant. It clears up all doubt about where the Fed stands."</w:t>
+        <w:t xml:space="preserve">  The last voyage of the Clotilda, from Benin, Africa, to Mobile Bay, Ala., ''represented one of the darkest eras of modern history,'' Lisa Demetropoulos Jones, the commission's executive director, said in a statement.</w:t>
         <w:br/>
-        <w:t xml:space="preserve"> </w:t>
+        <w:t xml:space="preserve">  ''This new discovery brings the tragedy of slavery into focus while witnessing the triumph and resilience of the human spirit in overcoming the horrific crime that led to the establishment of Africatown,'' she continued.</w:t>
         <w:br/>
-        <w:t>An Economic Oxymoron</w:t>
+        <w:t xml:space="preserve">  The discovery was aided by input from the Smithsonian Institution, the National Park Service, the National Geographic Society and the Slave Wrecks Project, a multinational group researching the slave trade, and comes at a moment when civil rights museums have opened across the South. African-American history is also finding powerful new expression in the National Museum of African American History and Culture, which opened in Washington in 2016.</w:t>
         <w:br/>
-        <w:t xml:space="preserve"> </w:t>
+        <w:t xml:space="preserve">  But the news is likely to resonate most forcefully in Africatown, a working-class community of about 2,000 people north of downtown Mobile. It was founded by people who had been transported to Alabama in the Clotilda's hull, and it was a place where African languages were spoken for decades.</w:t>
         <w:br/>
-        <w:t>Maybe they should call them the lagging indicators. The index of leading indicators released on Friday signaled a recession, after everyone had already agreed that the economy has turned down. A 1.2 percent decline for October and a slight adjustment to yield a negative reading for July mean the index has dropped four months in a row; the accepted recession signal is three. Economists, with a glance at their charts, are quick to point out that the index forecasted a recession after the 1987 stock market crash. None occurred. This time, the indicators are merely late.</w:t>
+        <w:t xml:space="preserve">  More recently, the area was hit hard by paper mill closings, but there is a plan to build a welcome center and a museum, largely funded by money from a settlement with the oil giant BP after the Deepwater Horizon oil spill in 2010.</w:t>
         <w:br/>
-        <w:t xml:space="preserve"> </w:t>
+        <w:t xml:space="preserve">  Although it was not clear whether any of the wreckage could be restored, Councilman Levon Manzie, who represents the area, said he hoped that the ship, or parts of it, would be prominently displayed in Africatown.</w:t>
         <w:br/>
-        <w:t>The G.N.P. and the Gulf</w:t>
+        <w:t xml:space="preserve">  ''We are incredibly proud as a people and as a community that this link to our history has finally been discovered, and uncovered, and hopefully will be fully appreciated,'' Mr. Manzie said Wednesday evening. His dream, he said, was ''to restore it to the degree that's possible and to truly tell this unique American story, this unique Mobile story, in a grand fashion.''</w:t>
         <w:br/>
-        <w:t xml:space="preserve"> </w:t>
+        <w:t xml:space="preserve">  After the Clotilda's arrival in the United States, its captain, William Foster, burned the ship in an effort to conceal evidence of the illegal smuggling trip. The Africans aboard were distributed to slave owners, according to the Alabama Historical Commission.</w:t>
         <w:br/>
-        <w:t>The third-quarter figure for the gross national product suggests that the economy only reversed course after Iraq invaded Kuwait. The G.N.P. grew at a 1.7 percent rate in the third quarter, the Commerce Department reported last week, a tenth of a point lower than its earlier estimate. Mr. Greenspan said the decline began in October, mostly because of the crisis in the Middle East.</w:t>
+        <w:t xml:space="preserve">  After the Civil War, some of the ship's survivors gathered in hopes of returning to Africa, but they were unable to do so. Instead, they founded Africatown.</w:t>
         <w:br/>
-        <w:t xml:space="preserve"> </w:t>
+        <w:t xml:space="preserve">  Stories of the ship and its survivors were passed down from generation to generation, although doubts also lingered given the lack of physical proof.</w:t>
         <w:br/>
-        <w:t>Freeing the Banks</w:t>
+        <w:t xml:space="preserve">  That changed -- or so it seemed -- in January 2018, when Ben Raines, a writer and documentarian who was then a reporter for AL.com, published an article in which he said he had found the remains of a ship that appeared to be the Clotilda.</w:t>
         <w:br/>
-        <w:t xml:space="preserve"> </w:t>
+        <w:t xml:space="preserve">  But that March, experts determined that the ship he had found was too big to be the Clotilda. The stories that followed were not so kind. ''I was devastated,'' said Mr. Raines, the son of Howell Raines, a former executive editor of The New York Times. ''I was sort of this journalistic laughingstock.''</w:t>
         <w:br/>
-        <w:t>Treasury Secretary Nicholas F. Brady proposed allowing banks and securities firms to merge and letting banks expand across state lines. Mr. Brady, with the President's backing, is preparing legislation to overhaul the banking system and repeal many of the restrictions in effect since the Depression. The regulatory structure "is outmoded, burdensome and inefficient," he said. "And its flaws are an unseen contributor to our financial institutions' current difficulties." He said he is worried about the financial industry's declining profits and its ability to counter rivals from abroad.</w:t>
+        <w:t xml:space="preserve">  The younger Mr. Raines persisted, sure that he was on to something. He said he convinced researchers at the University of Southern Mississippi to bring a crew to the area to survey for more shipwrecks. They found many. One initially seemed like a big log pile.</w:t>
         <w:br/>
-        <w:t xml:space="preserve"> </w:t>
+        <w:t xml:space="preserve">  Then Mr. Raines discovered a piece of lumber with square nails in it -- a telltale sign, he said, of 19th-century construction.</w:t>
         <w:br/>
-        <w:t>Credit Squeeze</w:t>
+        <w:t xml:space="preserve">  ''Guys, we just found a ship from the 1850s,'' he recalled saying at the time.</w:t>
         <w:br/>
-        <w:t xml:space="preserve"> </w:t>
+        <w:t xml:space="preserve">  The experts returned, led by James Delgado, an authority in maritime archaeology. A painstaking act of detective work followed, involving hunts for archived documents, more dives, X-ray fluorescence tests and comparisons of building materials, dimensions and stories.</w:t>
         <w:br/>
-        <w:t>Beware a December squeeze in short-term credit. When the bond market curiously weakened for a couple days after Mr. Greenspan said the economy was in decline, some economists said banks were choking off much of the credit they usually provide for trading securities. The banks want to look as sound as possible at year-end, Neal M. Soss, the First Boston chief economist, said. "If bankers in normal times like to window-dress their balance sheets," he said, "imagine what will happen after the turmoil of the last year."</w:t>
+        <w:t xml:space="preserve">  ''There is nothing definitive in terms of a name on a piece of wood or a bell, so what we had to rely on is a series of pieces of evidence that together would lead you to a conclusion,'' Dr. Delgado said Wednesday.</w:t>
         <w:br/>
-        <w:t xml:space="preserve"> </w:t>
+        <w:t xml:space="preserve">  The pieces started to fall into place. Insurance records said the ship had white oak framing and planking of northern yellow pine. Those materials were found underwater.</w:t>
         <w:br/>
-        <w:t>In Brief</w:t>
+        <w:t xml:space="preserve">  The ship was listed as 86 feet long by 23 feet wide, with a 6-foot-11-inch depth of hold. Those, too, matched the dimensions of the wreck.</w:t>
         <w:br/>
-        <w:t xml:space="preserve"> </w:t>
+        <w:t xml:space="preserve">  Among other things, the researchers found ''deformed, carbonized rounded pieces of wood that come from an intense fire,'' Dr. Delgado said. ''We brought in a forensic fire investigator. It was consistent with a fire that had burned for a while.''</w:t>
         <w:br/>
-        <w:t>President Bush said on Friday that he might waive trade restrictions and send food to help the Soviet Union through the winter. Germany has taken the lead in shipping supplies.</w:t>
+        <w:t xml:space="preserve">  Many other leads checked out. And though confirmation with complete certainty is impossible, Dr. Delgado said he believes they have come close. His team wrote a report and sent it to six scientists for a peer review.</w:t>
         <w:br/>
-        <w:t>The Federal Deposit Insurance Corporation proposed allowing savings and loans to convert to state-chartered savings banks.</w:t>
+        <w:t xml:space="preserve">  ''All of them, to a one,'' he said, ''concluded that this was likely Clotilda.''</w:t>
         <w:br/>
-        <w:t>For the Downwardly Mobile</w:t>
+        <w:t xml:space="preserve">  Now the focus will turn to protecting the ship, and deciding whether it can somehow be displayed. More archaeological work is also likely, potentially revealing additional elements of the long-submerged story.</w:t>
         <w:br/>
-        <w:t xml:space="preserve"> </w:t>
+        <w:t xml:space="preserve">  For the moment, Mr. Raines said, he is feeling a good dose of vindication, and joy for Africatown.</w:t>
         <w:br/>
-        <w:t>A publication for the 1990's: Pauper, with the initial quarterly issue this spring to feature "articles about poor celebrities, bankrupt businesses, failed financial institutions, tips on frugal living, personal issues on the culture of poverty and, hopefully, lots of advertising aimed at the low end of the down-scale market." Richard Grayson, an unemployed Fort Lauderdale, Fla., computer teacher and the magazine's publisher, editor and staff, swears his plans are no joke. But his press release sounds suspiciously parodistic, saying that a Pauper 400 list will answer the lists of the super-rich in "wealth-oriented magazines." Mr. Grayson has his own woes. He said he was laid off in the Dade County schools' budget cuts, his unemployment insurance has run out and he supports himself with a temporary job teaching English. He doubts the publication -- "a kitchen-table job" -- will make him rich.</w:t>
-        <w:br/>
-        <w:t xml:space="preserve"> </w:t>
-        <w:br/>
-        <w:t xml:space="preserve"> </w:t>
-        <w:br/>
-        <w:t xml:space="preserve"> </w:t>
-        <w:br/>
-        <w:t>INTERNATIONAL</w:t>
-        <w:br/>
-        <w:t xml:space="preserve"> </w:t>
-        <w:br/>
-        <w:t>Ready to Talk</w:t>
-        <w:br/>
-        <w:t xml:space="preserve"> </w:t>
-        <w:br/>
-        <w:t>Having demonstrated his readiness to use tanks, troops, fighters, bombers and rockets to bludgeon Iraq, President Bush began talking about a deal. The United Nations Security Council voted Thursday to authorize an attack on Iraqi forces unless they leave Kuwait by Jan. 15. President Bush said the next day that he would welcome a visit by the Iraqi Foreign Minister, Tariq Aziz, and wanted to send Secretary of State James A. Baker 3d to Baghdad. Oil prices plunged $4.06 a barrel, to $28.85, on Friday; stock and bond markets soared so abruptly that some on Wall Street found the volatility alarming. As Stephen S. Roach, the senior economist at Morgan Stanley &amp; Company, said, "The economy is being driven more by fear than reality."</w:t>
-        <w:br/>
-        <w:t xml:space="preserve"> </w:t>
-        <w:br/>
-        <w:t>A More Pliable Britain</w:t>
-        <w:br/>
-        <w:t xml:space="preserve"> </w:t>
-        <w:br/>
-        <w:t>For John Major, breakfast at 10 Downing Street might be the next best thing to beans on toast with bacon at a south London cafe. The former Chancellor of the Exchequer won a Conservative Party election to succeed Margaret Thatcher as Prime Minister. He shares her working-class roots and free-market convictions. But he is a bit more likely than Mrs. Thatcher to think of his nation as part of Europe. At age 47, Mr. Major is the first major European leader too young to remember World War II. He, like Mrs. Thatcher, is no friend of a single European currency and central bank. But he is more willing to bend. Last month, he helped persuade her to have Britain join the European Monetary System, linking the pound's value to other currencies.</w:t>
-        <w:br/>
-        <w:t xml:space="preserve"> </w:t>
-        <w:br/>
-        <w:t>Japan's Real Estate Problems</w:t>
-        <w:br/>
-        <w:t xml:space="preserve"> </w:t>
-        <w:br/>
-        <w:t>Japan's corporate safety net has holes large enough for a major developer to fall through. The Kyowa Company, whichrode the crest of real estate speculation, filed the equivalent of a bankruptcy petition last week, a rare event in Japan's clubby corporate world. Hugh T. Patrick, director of the Center on Japanese Economy and Business at Columbia University, said Kyowa will be only the first. "There are some very speculative real estate ventures that are going to go bankrupt," he said. "Some big ones." Financial institutions are restricting credit and the central bank wants lower real estate prices, he said.</w:t>
-        <w:br/>
-        <w:t xml:space="preserve"> </w:t>
-        <w:br/>
-        <w:t xml:space="preserve"> </w:t>
-        <w:br/>
-        <w:t xml:space="preserve"> </w:t>
-        <w:br/>
-        <w:t>COMPANIES</w:t>
+        <w:t xml:space="preserve">  ''This,'' he said, ''tells America their story.''</w:t>
         <w:br/>
         <w:br/>
-        <w:t>G.M. Scales Back</w:t>
-        <w:br/>
-        <w:t xml:space="preserve"> </w:t>
-        <w:br/>
-        <w:t>The implosion of the General Motors Corporation continues. On Thursday, the company said it was cutting back fourth-quarter car and truck production in North America by 111,000, to 1,186,000, after its target had been trimmed by 181,000 earlier this year. The company cited a weakening economy due to the Persian Gulf crisis and consumers who are doing more brooding than buying. But since Robert C. Stempel became the company's president and then chairman earlier this year, he has been trying to keep G.M. from building more cars than the public will buy. The auto maker took a record $1.98 billion loss in the third quarter, reflecting the cost of shutting as many as nine plants. Analysts say another loss is all but certain in the current quarter. Captured within the world's largest company, it seems, is a much smaller company struggling to get out.</w:t>
-        <w:br/>
-        <w:t xml:space="preserve"> </w:t>
-        <w:br/>
-        <w:t>Eastern Gets a Raise</w:t>
-        <w:br/>
-        <w:t xml:space="preserve"> </w:t>
-        <w:br/>
-        <w:t>Eastern Airlines persuaded a bankruptcy judge on Tuesday that to play with the big boys in the industry it needed a larger allowance. Judge Burton R. Lifland allowed it to withdraw as much as $135 million from escrow to continue operating. Creditors howled, but an Eastern executive said the money was essential because nobody would buy tickets on an airline facing imminent liquidation.</w:t>
-        <w:br/>
-        <w:t xml:space="preserve"> </w:t>
-        <w:br/>
-        <w:t>Japan's Unrivaled Wealth</w:t>
-        <w:br/>
-        <w:t xml:space="preserve"> </w:t>
-        <w:br/>
-        <w:t>No wonder that the largest takeover in the United States this year reflects Japanese financial might. The Matsushita Electric Industrial Company's agreement on Monday to pay $6.13 billion in cash for MCA Inc. is also Japan's largest corporate acquisition in the United States. No American bidder emerged to challenge an offer worth about $69 a share, less than the $75 that an intermediary at first told MCA's chairman, Lew R. Wasserman, to expect. Many American companies are entering a likely recession with weak balance sheets, and corporate raiders can no longer raise money by spewing out high-yield bonds. As Felix Rohatyn, the investment banker, told the MCA board, only a handful of companies can write a $6 billion check.</w:t>
-        <w:br/>
-        <w:br/>
-        <w:t>Computer Censorship?</w:t>
-        <w:br/>
-        <w:t xml:space="preserve"> </w:t>
-        <w:br/>
-        <w:t>You can use the mail to complain about lousy postal service, and the phone to gripe about high phone bills. But don't try using the Prodigy Services Company's computerized shopping and information service to attack its fees. Prodigy pulled the plug on a dozen members who used the system to complain to advertisers and start a boycott of them to protest the service's plan for additional charges. Beginning Jan. 1, Prodigy will charge 25 cents for each message beyond 30 a month, in addition to the $12.95 monthly charge. The users whose accounts have been canceled say they are victims of electronic censorship. Prodigy has offered to reinstate them if they agree to quit assaulting advertisers with their computerized complaints.</w:t>
+        <w:t>https://www.nytimes.com/2019/05/23/us/clotilda-slave-ship-alabama.html</w:t>
         <w:br/>
         <w:br/>
         <w:t>Graphic</w:t>
@@ -183,11 +116,11 @@
         <w:br/>
         <w:t xml:space="preserve"> </w:t>
         <w:br/>
-        <w:t>Photos: Security Council sets a deadline; G.M.'s Chevrolet Lumina APV minivan (General Motors); Akio Tanii, Matsushita chief. (Associated Press)</w:t>
+        <w:t>PHOTOS: Kyle Lent, a marine archaeologist, with a plank believed to be from the Clotilda, the last known slave ship, north of Mobile Bay, Ala. (PHOTOGRAPH BY DANIEL FIORE/SEARCH INC., VIA ASSOCIATED PRESS)</w:t>
         <w:br/>
-        <w:t xml:space="preserve"> </w:t>
+        <w:t>Ben Raines, a writer and documentarian who played a leading role in finding the Clotilda.</w:t>
         <w:br/>
-        <w:t>Graphs: monthly percent change in the index of leading economic indicators, Oct. 1989-Oct. 1990 (Source: Commerce Dept.); quarterly change in real G.N.P. at seasonally adjusted rates, 2nd qtr. 1987-3rd qtr. 1990 (Source: Commerce Dept.)</w:t>
+        <w:t xml:space="preserve"> Many who arrived on the Clotilda are buried at a cemetery in Africatown, near downtown Mobile. (PHOTOGRAPHS BY EMILY KASK FOR THE NEW YORK TIMES)</w:t>
       </w:r>
     </w:p>
     <w:sectPr>
